--- a/docs/pliki/rozbudowane-start.docx
+++ b/docs/pliki/rozbudowane-start.docx
@@ -428,7 +428,7 @@
           <w:sz w:val="22"/>
           <w:szCs w:val="22"/>
         </w:rPr>
-        <w:t xml:space="preserve">Na każdym stanowisku sprawdzono kolejno: pętlę zwrotną, bramę domyślną, adres zewnętrzny i nazwę domenową. Czternaście stanowisk przeszło wszystkie próby. Stanowisko PC-07 otrzymało adres z zakresu 169.254.x.x, co oznacza, że nie uzyskało odpowiedzi z serwera DHCP. Po wymianie przewodu połączeniowego problem ustąpił. Na stanowisku PC-05 czas odpowiedzi był kilkukrotnie dłuższy niż na pozostałych – przyczyną okazała się przestarzała karta sieciowa.</w:t>
+        <w:t xml:space="preserve">Na każdym stanowisku sprawdzono kolejno: pętlę zwrotną, bramę domyślną, adres zewnętrzny i nazwę domenową. Czternaście z szesnastu stanowisk przeszło wszystkie próby. Stanowisko PC-07 otrzymało adres z zakresu 169.254.x.x, co oznacza, że nie uzyskało odpowiedzi z serwera DHCP. Po wymianie przewodu połączeniowego problem ustąpił. Na stanowisku PC-05 czas odpowiedzi był kilkukrotnie dłuższy niż na pozostałych – przyczyną okazała się przestarzała karta sieciowa.</w:t>
       </w:r>
     </w:p>
     <w:p>
